--- a/MetaManager_v2/templates/contract_template.docx
+++ b/MetaManager_v2/templates/contract_template.docx
@@ -2248,6 +2248,50 @@
           <w:szCs w:val="22"/>
         </w:rPr>
         <w:t>5.5. Если Заказчик не выполнит в срок все свои обязательства, предусмотренные настоящим Договором, что приведет к задержке окончания работ, сроки окончания работ продлеваются на соответствующий период.</w:t>
+      </w:r>
+    </w:p>
+    <w:p>
+      <w:pPr>
+        <w:tabs>
+          <w:tab w:val="left" w:pos="284"/>
+          <w:tab w:val="left" w:pos="1843"/>
+        </w:tabs>
+        <w:ind w:firstLine="709"/>
+        <w:contextualSpacing/>
+        <w:jc w:val="both"/>
+        <w:rPr>
+          <w:sz w:val="22"/>
+          <w:szCs w:val="22"/>
+        </w:rPr>
+      </w:pPr>
+      <w:r>
+        <w:rPr>
+          <w:sz w:val="22"/>
+          <w:szCs w:val="22"/>
+        </w:rPr>
+        <w:t xml:space="preserve">5.6. В рамках лицензирования скважины, для получения санитарно-эпидемиологического заключения, необходимо выполнять сезонный мониторинг химических анализов воды из скважины согласно постановлению Правительства РФ от 29.11.2023 №2029. Сезонный мониторинг химических анализов не входит в состав работ. Полная комплектность необходимых компонентов для определения качества воды будет известна после согласования программы производственного контроля. Будет составлено дополнительное соглашение на состав этих работ. Заказчик может выполнить мониторинг самостоятельно, но при нарушении сроков или комплектности мониторинга химических анализов, срок выполнения договора может быть увеличен на срок необходимый для выполнения условий согласованного сезонного мониторинга.</w:t>
+      </w:r>
+    </w:p>
+    <w:p>
+      <w:pPr>
+        <w:tabs>
+          <w:tab w:val="left" w:pos="284"/>
+          <w:tab w:val="left" w:pos="1843"/>
+        </w:tabs>
+        <w:ind w:firstLine="709"/>
+        <w:contextualSpacing/>
+        <w:jc w:val="both"/>
+        <w:rPr>
+          <w:sz w:val="22"/>
+          <w:szCs w:val="22"/>
+        </w:rPr>
+      </w:pPr>
+      <w:r>
+        <w:rPr>
+          <w:sz w:val="22"/>
+          <w:szCs w:val="22"/>
+        </w:rPr>
+        <w:t xml:space="preserve">5.7. Согласование плана мероприятий с землепользователями, попадающими во второй и третий пояса ЗСО в соответствии с СанПиН 2.1.4.1100-02 п. 1.12. осуществляется заказчиком самостоятельно. Подрядчик предоставляет Заказчику необходимые бланки для сбора подписей.</w:t>
       </w:r>
     </w:p>
     <w:p>
